--- a/notes_j/Exponential/ExponentialApplications2.docx
+++ b/notes_j/Exponential/ExponentialApplications2.docx
@@ -47,29 +47,190 @@
         </w:rPr>
         <w:t>Annuity</w:t>
       </w:r>
-    </w:p>
-    <w:p>
-      <w:pPr>
-        <w:rPr>
-          <w:rFonts w:ascii="Times New Roman" w:hAnsi="Times New Roman" w:cs="Times New Roman"/>
-          <w:b/>
-          <w:bCs/>
-        </w:rPr>
-      </w:pPr>
-    </w:p>
-    <w:p>
-      <w:pPr>
-        <w:rPr>
-          <w:rFonts w:ascii="Times New Roman" w:hAnsi="Times New Roman" w:cs="Times New Roman"/>
-          <w:b/>
-          <w:bCs/>
-        </w:rPr>
-      </w:pPr>
-      <w:r>
-        <w:rPr>
-          <w:rFonts w:ascii="Times New Roman" w:hAnsi="Times New Roman" w:cs="Times New Roman"/>
-          <w:b/>
-          <w:bCs/>
+      <w:r>
+        <w:rPr>
+          <w:rFonts w:ascii="Times New Roman" w:hAnsi="Times New Roman" w:cs="Times New Roman"/>
+          <w:b/>
+          <w:bCs/>
+        </w:rPr>
+        <w:br/>
+      </w:r>
+      <w:r>
+        <w:rPr>
+          <w:rFonts w:ascii="Times New Roman" w:hAnsi="Times New Roman" w:cs="Times New Roman"/>
+          <w:b/>
+          <w:bCs/>
+        </w:rPr>
+        <w:br/>
+      </w:r>
+      <w:r>
+        <w:rPr>
+          <w:rFonts w:ascii="Times New Roman" w:hAnsi="Times New Roman" w:cs="Times New Roman"/>
+          <w:b/>
+          <w:bCs/>
+        </w:rPr>
+        <w:br/>
+      </w:r>
+      <w:r>
+        <w:rPr>
+          <w:rFonts w:ascii="Times New Roman" w:hAnsi="Times New Roman" w:cs="Times New Roman"/>
+          <w:b/>
+          <w:bCs/>
+        </w:rPr>
+        <w:br/>
+      </w:r>
+      <w:r>
+        <w:rPr>
+          <w:rFonts w:ascii="Times New Roman" w:hAnsi="Times New Roman" w:cs="Times New Roman"/>
+          <w:b/>
+          <w:bCs/>
+        </w:rPr>
+        <w:br/>
+      </w:r>
+      <w:r>
+        <w:rPr>
+          <w:rFonts w:ascii="Times New Roman" w:hAnsi="Times New Roman" w:cs="Times New Roman"/>
+          <w:b/>
+          <w:bCs/>
+        </w:rPr>
+        <w:br/>
+      </w:r>
+      <w:r>
+        <w:rPr>
+          <w:rFonts w:ascii="Times New Roman" w:hAnsi="Times New Roman" w:cs="Times New Roman"/>
+          <w:b/>
+          <w:bCs/>
+        </w:rPr>
+        <w:br/>
+      </w:r>
+      <w:r>
+        <w:rPr>
+          <w:rFonts w:ascii="Times New Roman" w:hAnsi="Times New Roman" w:cs="Times New Roman"/>
+          <w:b/>
+          <w:bCs/>
+        </w:rPr>
+        <w:br/>
+      </w:r>
+      <w:r>
+        <w:rPr>
+          <w:rFonts w:ascii="Times New Roman" w:hAnsi="Times New Roman" w:cs="Times New Roman"/>
+          <w:b/>
+          <w:bCs/>
+        </w:rPr>
+        <w:br/>
+      </w:r>
+      <w:r>
+        <w:rPr>
+          <w:rFonts w:ascii="Times New Roman" w:hAnsi="Times New Roman" w:cs="Times New Roman"/>
+          <w:b/>
+          <w:bCs/>
+        </w:rPr>
+        <w:br/>
+      </w:r>
+      <w:r>
+        <w:rPr>
+          <w:rFonts w:ascii="Times New Roman" w:hAnsi="Times New Roman" w:cs="Times New Roman"/>
+          <w:b/>
+          <w:bCs/>
+        </w:rPr>
+        <w:br/>
+      </w:r>
+      <w:r>
+        <w:rPr>
+          <w:rFonts w:ascii="Times New Roman" w:hAnsi="Times New Roman" w:cs="Times New Roman"/>
+          <w:b/>
+          <w:bCs/>
+        </w:rPr>
+        <w:br/>
+      </w:r>
+      <w:r>
+        <w:rPr>
+          <w:rFonts w:ascii="Times New Roman" w:hAnsi="Times New Roman" w:cs="Times New Roman"/>
+          <w:b/>
+          <w:bCs/>
+        </w:rPr>
+        <w:br/>
+      </w:r>
+      <w:r>
+        <w:rPr>
+          <w:rFonts w:ascii="Times New Roman" w:hAnsi="Times New Roman" w:cs="Times New Roman"/>
+          <w:b/>
+          <w:bCs/>
+        </w:rPr>
+        <w:br/>
+      </w:r>
+      <w:r>
+        <w:rPr>
+          <w:rFonts w:ascii="Times New Roman" w:hAnsi="Times New Roman" w:cs="Times New Roman"/>
+          <w:b/>
+          <w:bCs/>
+        </w:rPr>
+        <w:br/>
+      </w:r>
+      <w:r>
+        <w:rPr>
+          <w:rFonts w:ascii="Times New Roman" w:hAnsi="Times New Roman" w:cs="Times New Roman"/>
+          <w:b/>
+          <w:bCs/>
+        </w:rPr>
+        <w:br/>
+      </w:r>
+      <w:r>
+        <w:rPr>
+          <w:rFonts w:ascii="Times New Roman" w:hAnsi="Times New Roman" w:cs="Times New Roman"/>
+          <w:b/>
+          <w:bCs/>
+        </w:rPr>
+        <w:br/>
+      </w:r>
+      <w:r>
+        <w:rPr>
+          <w:rFonts w:ascii="Times New Roman" w:hAnsi="Times New Roman" w:cs="Times New Roman"/>
+          <w:b/>
+          <w:bCs/>
+        </w:rPr>
+        <w:br/>
+      </w:r>
+      <w:r>
+        <w:rPr>
+          <w:rFonts w:ascii="Times New Roman" w:hAnsi="Times New Roman" w:cs="Times New Roman"/>
+          <w:b/>
+          <w:bCs/>
+        </w:rPr>
+        <w:br/>
+      </w:r>
+      <w:r>
+        <w:rPr>
+          <w:rFonts w:ascii="Times New Roman" w:hAnsi="Times New Roman" w:cs="Times New Roman"/>
+          <w:b/>
+          <w:bCs/>
+        </w:rPr>
+        <w:br/>
+      </w:r>
+    </w:p>
+    <w:p>
+      <w:pPr>
+        <w:rPr>
+          <w:rFonts w:ascii="Times New Roman" w:hAnsi="Times New Roman" w:cs="Times New Roman"/>
+          <w:b/>
+          <w:bCs/>
+        </w:rPr>
+      </w:pPr>
+    </w:p>
+    <w:p>
+      <w:pPr>
+        <w:rPr>
+          <w:rFonts w:ascii="Times New Roman" w:hAnsi="Times New Roman" w:cs="Times New Roman"/>
+          <w:b/>
+          <w:bCs/>
+        </w:rPr>
+      </w:pPr>
+      <w:r>
+        <w:rPr>
+          <w:rFonts w:ascii="Times New Roman" w:hAnsi="Times New Roman" w:cs="Times New Roman"/>
+          <w:b/>
+          <w:bCs/>
+          <w:noProof/>
         </w:rPr>
         <w:drawing>
           <wp:inline distT="0" distB="0" distL="0" distR="0" wp14:anchorId="22E32F8F" wp14:editId="3A078B4D">
@@ -203,7 +364,9 @@
       <w:r>
         <w:rPr>
           <w:rFonts w:ascii="Times New Roman" w:hAnsi="Times New Roman" w:cs="Times New Roman"/>
-        </w:rPr>
+          <w:noProof/>
+        </w:rPr>
+        <w:lastRenderedPageBreak/>
         <w:drawing>
           <wp:inline distT="0" distB="0" distL="0" distR="0" wp14:anchorId="3267E2A7" wp14:editId="7BD3DEE3">
             <wp:extent cx="6309360" cy="2610485"/>
@@ -274,7 +437,7 @@
           <w:b/>
           <w:bCs/>
         </w:rPr>
-        <w:t>Example 1:</w:t>
+        <w:t>Example:</w:t>
       </w:r>
       <w:r>
         <w:rPr>
@@ -393,64 +556,15 @@
           <w:rFonts w:ascii="Times New Roman" w:hAnsi="Times New Roman" w:cs="Times New Roman"/>
         </w:rPr>
       </w:pPr>
-    </w:p>
-    <w:p>
-      <w:pPr>
-        <w:rPr>
-          <w:rFonts w:ascii="Times New Roman" w:hAnsi="Times New Roman" w:cs="Times New Roman"/>
-        </w:rPr>
-      </w:pPr>
-    </w:p>
-    <w:p>
-      <w:pPr>
-        <w:rPr>
-          <w:rFonts w:ascii="Times New Roman" w:hAnsi="Times New Roman" w:cs="Times New Roman"/>
-        </w:rPr>
-      </w:pPr>
-    </w:p>
-    <w:p>
-      <w:pPr>
-        <w:rPr>
-          <w:rFonts w:ascii="Times New Roman" w:hAnsi="Times New Roman" w:cs="Times New Roman"/>
-        </w:rPr>
-      </w:pPr>
-    </w:p>
-    <w:p>
-      <w:pPr>
-        <w:rPr>
-          <w:rFonts w:ascii="Times New Roman" w:hAnsi="Times New Roman" w:cs="Times New Roman"/>
-        </w:rPr>
-      </w:pPr>
-    </w:p>
-    <w:p>
-      <w:pPr>
-        <w:rPr>
-          <w:rFonts w:ascii="Times New Roman" w:hAnsi="Times New Roman" w:cs="Times New Roman"/>
-        </w:rPr>
-      </w:pPr>
-    </w:p>
-    <w:p>
-      <w:pPr>
-        <w:rPr>
-          <w:rFonts w:ascii="Times New Roman" w:hAnsi="Times New Roman" w:cs="Times New Roman"/>
-        </w:rPr>
-      </w:pPr>
-      <w:r>
-        <w:rPr>
-          <w:rFonts w:ascii="Times New Roman" w:hAnsi="Times New Roman" w:cs="Times New Roman"/>
-          <w:b/>
-          <w:bCs/>
-        </w:rPr>
-        <w:t xml:space="preserve">Example </w:t>
-      </w:r>
-      <w:r>
-        <w:rPr>
-          <w:rFonts w:ascii="Times New Roman" w:hAnsi="Times New Roman" w:cs="Times New Roman"/>
-          <w:b/>
-          <w:bCs/>
-        </w:rPr>
-        <w:t>2</w:t>
-      </w:r>
+      <w:r>
+        <w:rPr>
+          <w:rFonts w:ascii="Times New Roman" w:hAnsi="Times New Roman" w:cs="Times New Roman"/>
+          <w:b/>
+          <w:bCs/>
+        </w:rPr>
+        <w:t>You try</w:t>
+      </w:r>
+      <w:proofErr w:type="gramStart"/>
       <w:r>
         <w:rPr>
           <w:rFonts w:ascii="Times New Roman" w:hAnsi="Times New Roman" w:cs="Times New Roman"/>
@@ -463,96 +577,99 @@
         <w:rPr>
           <w:rFonts w:ascii="Times New Roman" w:hAnsi="Times New Roman" w:cs="Times New Roman"/>
         </w:rPr>
-        <w:t xml:space="preserve"> When a worker first starts out, they do not have a lot of extra money to put into savings. They </w:t>
-      </w:r>
-      <w:proofErr w:type="gramStart"/>
-      <w:r>
-        <w:rPr>
-          <w:rFonts w:ascii="Times New Roman" w:hAnsi="Times New Roman" w:cs="Times New Roman"/>
-        </w:rPr>
-        <w:t>are able to</w:t>
+        <w:t xml:space="preserve"> </w:t>
+      </w:r>
+      <w:r>
+        <w:rPr>
+          <w:rFonts w:ascii="Times New Roman" w:hAnsi="Times New Roman" w:cs="Times New Roman"/>
+        </w:rPr>
+        <w:t xml:space="preserve"> </w:t>
+      </w:r>
+      <w:r>
+        <w:rPr>
+          <w:rFonts w:ascii="Times New Roman" w:hAnsi="Times New Roman" w:cs="Times New Roman"/>
+        </w:rPr>
+        <w:t>A</w:t>
       </w:r>
       <w:proofErr w:type="gramEnd"/>
       <w:r>
         <w:rPr>
           <w:rFonts w:ascii="Times New Roman" w:hAnsi="Times New Roman" w:cs="Times New Roman"/>
         </w:rPr>
-        <w:t xml:space="preserve"> invest $400 per month at </w:t>
-      </w:r>
-      <w:r>
-        <w:rPr>
-          <w:rFonts w:ascii="Times New Roman" w:hAnsi="Times New Roman" w:cs="Times New Roman"/>
-        </w:rPr>
-        <w:t>2.3</w:t>
-      </w:r>
-      <w:r>
-        <w:rPr>
-          <w:rFonts w:ascii="Times New Roman" w:hAnsi="Times New Roman" w:cs="Times New Roman"/>
-        </w:rPr>
-        <w:t xml:space="preserve">% compounded monthly for the first 10 years. After those 10 years, they are making more money and can afford to put </w:t>
-      </w:r>
-      <w:r>
-        <w:rPr>
-          <w:rFonts w:ascii="Times New Roman" w:hAnsi="Times New Roman" w:cs="Times New Roman"/>
-        </w:rPr>
-        <w:t>more money into an</w:t>
-      </w:r>
-      <w:r>
-        <w:rPr>
-          <w:rFonts w:ascii="Times New Roman" w:hAnsi="Times New Roman" w:cs="Times New Roman"/>
-        </w:rPr>
-        <w:t xml:space="preserve"> account each month. </w:t>
-      </w:r>
-      <w:r>
-        <w:rPr>
-          <w:rFonts w:ascii="Times New Roman" w:hAnsi="Times New Roman" w:cs="Times New Roman"/>
-        </w:rPr>
-        <w:t xml:space="preserve">The worker transfers </w:t>
-      </w:r>
-      <w:proofErr w:type="gramStart"/>
-      <w:r>
-        <w:rPr>
-          <w:rFonts w:ascii="Times New Roman" w:hAnsi="Times New Roman" w:cs="Times New Roman"/>
-        </w:rPr>
-        <w:t>all of</w:t>
-      </w:r>
-      <w:proofErr w:type="gramEnd"/>
-      <w:r>
-        <w:rPr>
-          <w:rFonts w:ascii="Times New Roman" w:hAnsi="Times New Roman" w:cs="Times New Roman"/>
-        </w:rPr>
-        <w:t xml:space="preserve"> the money they have from their first account into a new account with 2.89% interest. </w:t>
-      </w:r>
-      <w:r>
-        <w:rPr>
-          <w:rFonts w:ascii="Times New Roman" w:hAnsi="Times New Roman" w:cs="Times New Roman"/>
-        </w:rPr>
-        <w:t xml:space="preserve">They put $700 per month into </w:t>
-      </w:r>
-      <w:r>
-        <w:rPr>
-          <w:rFonts w:ascii="Times New Roman" w:hAnsi="Times New Roman" w:cs="Times New Roman"/>
-        </w:rPr>
-        <w:t xml:space="preserve">this </w:t>
-      </w:r>
-      <w:r>
-        <w:rPr>
-          <w:rFonts w:ascii="Times New Roman" w:hAnsi="Times New Roman" w:cs="Times New Roman"/>
-        </w:rPr>
-        <w:t xml:space="preserve">account </w:t>
-      </w:r>
-      <w:r>
-        <w:rPr>
-          <w:rFonts w:ascii="Times New Roman" w:hAnsi="Times New Roman" w:cs="Times New Roman"/>
-        </w:rPr>
-        <w:t>for 20 years. How much money will be in the account at the end of the 30 years?</w:t>
-      </w:r>
-      <w:r>
-        <w:rPr>
-          <w:rFonts w:ascii="Times New Roman" w:hAnsi="Times New Roman" w:cs="Times New Roman"/>
-        </w:rPr>
-        <w:t xml:space="preserve"> </w:t>
-      </w:r>
+        <w:t xml:space="preserve"> new professional basketball player signs a 6-year contract. To save for the future, he deposits $120,000 at the end of each year into an investment account that earns 3.4% interest compounded annually.</w:t>
+      </w:r>
+    </w:p>
+    <w:p>
+      <w:pPr>
+        <w:rPr>
+          <w:rFonts w:ascii="Times New Roman" w:hAnsi="Times New Roman" w:cs="Times New Roman"/>
+        </w:rPr>
+      </w:pPr>
+    </w:p>
+    <w:p>
+      <w:pPr>
+        <w:rPr>
+          <w:rFonts w:ascii="Times New Roman" w:hAnsi="Times New Roman" w:cs="Times New Roman"/>
+        </w:rPr>
+      </w:pPr>
+      <w:r>
+        <w:rPr>
+          <w:rFonts w:ascii="Times New Roman" w:hAnsi="Times New Roman" w:cs="Times New Roman"/>
+        </w:rPr>
+        <w:t xml:space="preserve">a. How much money will be in the account after 6 years? </w:t>
+      </w:r>
+    </w:p>
+    <w:p>
+      <w:pPr>
+        <w:rPr>
+          <w:rFonts w:ascii="Times New Roman" w:hAnsi="Times New Roman" w:cs="Times New Roman"/>
+        </w:rPr>
+      </w:pPr>
+      <w:r>
+        <w:rPr>
+          <w:rFonts w:ascii="Times New Roman" w:hAnsi="Times New Roman" w:cs="Times New Roman"/>
+        </w:rPr>
+        <w:br/>
+      </w:r>
+      <w:r>
+        <w:rPr>
+          <w:rFonts w:ascii="Times New Roman" w:hAnsi="Times New Roman" w:cs="Times New Roman"/>
+        </w:rPr>
+        <w:br/>
+      </w:r>
+      <w:r>
+        <w:rPr>
+          <w:rFonts w:ascii="Times New Roman" w:hAnsi="Times New Roman" w:cs="Times New Roman"/>
+        </w:rPr>
+        <w:br/>
+      </w:r>
+    </w:p>
+    <w:p>
+      <w:pPr>
+        <w:rPr>
+          <w:rFonts w:ascii="Times New Roman" w:hAnsi="Times New Roman" w:cs="Times New Roman"/>
+        </w:rPr>
+      </w:pPr>
+    </w:p>
+    <w:p>
+      <w:pPr>
+        <w:rPr>
+          <w:rFonts w:ascii="Times New Roman" w:hAnsi="Times New Roman" w:cs="Times New Roman"/>
+        </w:rPr>
+      </w:pPr>
+      <w:r>
+        <w:rPr>
+          <w:rFonts w:ascii="Times New Roman" w:hAnsi="Times New Roman" w:cs="Times New Roman"/>
+        </w:rPr>
+        <w:t xml:space="preserve">b. How much interest was earned during the 6 years? </w:t>
+      </w:r>
+    </w:p>
+    <w:p>
+      <w:pPr>
+        <w:rPr>
+          <w:rFonts w:ascii="Times New Roman" w:hAnsi="Times New Roman" w:cs="Times New Roman"/>
+        </w:rPr>
+      </w:pPr>
     </w:p>
     <w:p>
       <w:pPr>
@@ -611,15 +728,7 @@
           <w:b/>
           <w:bCs/>
         </w:rPr>
-        <w:t xml:space="preserve"> Annuity</w:t>
-      </w:r>
-      <w:r>
-        <w:rPr>
-          <w:rFonts w:ascii="Times New Roman" w:hAnsi="Times New Roman" w:cs="Times New Roman"/>
-          <w:b/>
-          <w:bCs/>
-        </w:rPr>
-        <w:t xml:space="preserve">- </w:t>
+        <w:t xml:space="preserve"> Annuity- </w:t>
       </w:r>
       <w:r>
         <w:rPr>
@@ -661,7 +770,9 @@
           <w:rFonts w:ascii="Times New Roman" w:hAnsi="Times New Roman" w:cs="Times New Roman"/>
           <w:b/>
           <w:bCs/>
-        </w:rPr>
+          <w:noProof/>
+        </w:rPr>
+        <w:lastRenderedPageBreak/>
         <w:drawing>
           <wp:inline distT="0" distB="0" distL="0" distR="0" wp14:anchorId="3CEBF495" wp14:editId="744C8A24">
             <wp:extent cx="6309360" cy="2588895"/>
@@ -712,84 +823,25 @@
       <w:pPr>
         <w:rPr>
           <w:rFonts w:ascii="Times New Roman" w:hAnsi="Times New Roman" w:cs="Times New Roman"/>
-          <w:b/>
-          <w:bCs/>
-        </w:rPr>
-      </w:pPr>
-    </w:p>
-    <w:p>
-      <w:pPr>
-        <w:rPr>
-          <w:rFonts w:ascii="Times New Roman" w:hAnsi="Times New Roman" w:cs="Times New Roman"/>
-          <w:b/>
-          <w:bCs/>
-        </w:rPr>
-      </w:pPr>
-    </w:p>
-    <w:p>
-      <w:pPr>
-        <w:rPr>
-          <w:rFonts w:ascii="Times New Roman" w:hAnsi="Times New Roman" w:cs="Times New Roman"/>
-          <w:b/>
-          <w:bCs/>
-        </w:rPr>
-      </w:pPr>
-    </w:p>
-    <w:p>
-      <w:pPr>
-        <w:rPr>
-          <w:rFonts w:ascii="Times New Roman" w:hAnsi="Times New Roman" w:cs="Times New Roman"/>
-          <w:b/>
-          <w:bCs/>
-        </w:rPr>
-      </w:pPr>
-    </w:p>
-    <w:p>
-      <w:pPr>
-        <w:rPr>
-          <w:rFonts w:ascii="Times New Roman" w:hAnsi="Times New Roman" w:cs="Times New Roman"/>
-          <w:b/>
-          <w:bCs/>
-        </w:rPr>
-      </w:pPr>
-    </w:p>
-    <w:p>
-      <w:pPr>
-        <w:rPr>
-          <w:rFonts w:ascii="Times New Roman" w:hAnsi="Times New Roman" w:cs="Times New Roman"/>
-        </w:rPr>
-      </w:pPr>
-    </w:p>
-    <w:p>
-      <w:pPr>
-        <w:rPr>
-          <w:rFonts w:ascii="Times New Roman" w:hAnsi="Times New Roman" w:cs="Times New Roman"/>
-        </w:rPr>
-      </w:pPr>
-      <w:r>
-        <w:rPr>
-          <w:rFonts w:ascii="Times New Roman" w:hAnsi="Times New Roman" w:cs="Times New Roman"/>
-          <w:b/>
-          <w:bCs/>
-        </w:rPr>
-        <w:t xml:space="preserve">Example </w:t>
-      </w:r>
-      <w:r>
-        <w:rPr>
-          <w:rFonts w:ascii="Times New Roman" w:hAnsi="Times New Roman" w:cs="Times New Roman"/>
-          <w:b/>
-          <w:bCs/>
-        </w:rPr>
-        <w:t>3</w:t>
-      </w:r>
-      <w:r>
-        <w:rPr>
-          <w:rFonts w:ascii="Times New Roman" w:hAnsi="Times New Roman" w:cs="Times New Roman"/>
-          <w:b/>
-          <w:bCs/>
-        </w:rPr>
-        <w:t>:</w:t>
-      </w:r>
+        </w:rPr>
+      </w:pPr>
+    </w:p>
+    <w:p>
+      <w:pPr>
+        <w:rPr>
+          <w:rFonts w:ascii="Times New Roman" w:hAnsi="Times New Roman" w:cs="Times New Roman"/>
+        </w:rPr>
+      </w:pPr>
+      <w:proofErr w:type="gramStart"/>
+      <w:r>
+        <w:rPr>
+          <w:rFonts w:ascii="Times New Roman" w:hAnsi="Times New Roman" w:cs="Times New Roman"/>
+          <w:b/>
+          <w:bCs/>
+        </w:rPr>
+        <w:t>Example :</w:t>
+      </w:r>
+      <w:proofErr w:type="gramEnd"/>
       <w:r>
         <w:rPr>
           <w:rFonts w:ascii="Times New Roman" w:hAnsi="Times New Roman" w:cs="Times New Roman"/>
@@ -815,6 +867,45 @@
       <w:pPr>
         <w:rPr>
           <w:rFonts w:ascii="Times New Roman" w:hAnsi="Times New Roman" w:cs="Times New Roman"/>
+        </w:rPr>
+      </w:pPr>
+      <w:r>
+        <w:rPr>
+          <w:rFonts w:ascii="Times New Roman" w:hAnsi="Times New Roman" w:cs="Times New Roman"/>
+          <w:b/>
+          <w:bCs/>
+        </w:rPr>
+        <w:t>You try</w:t>
+      </w:r>
+      <w:r>
+        <w:rPr>
+          <w:rFonts w:ascii="Times New Roman" w:hAnsi="Times New Roman" w:cs="Times New Roman"/>
+        </w:rPr>
+        <w:t xml:space="preserve">: </w:t>
+      </w:r>
+      <w:r>
+        <w:rPr>
+          <w:rFonts w:ascii="Times New Roman" w:hAnsi="Times New Roman" w:cs="Times New Roman"/>
+        </w:rPr>
+        <w:t>A relative has set up an annuity that will pay you $2,000 at the end of each year for 5 years. The account earns 7% interest compounded annually.</w:t>
+      </w:r>
+      <w:r>
+        <w:rPr>
+          <w:rFonts w:ascii="Times New Roman" w:hAnsi="Times New Roman" w:cs="Times New Roman"/>
+        </w:rPr>
+        <w:t xml:space="preserve">  </w:t>
+      </w:r>
+      <w:r>
+        <w:rPr>
+          <w:rFonts w:ascii="Times New Roman" w:hAnsi="Times New Roman" w:cs="Times New Roman"/>
+        </w:rPr>
+        <w:t xml:space="preserve">Find the present value of the annuity today. </w:t>
+      </w:r>
+    </w:p>
+    <w:p>
+      <w:pPr>
+        <w:rPr>
+          <w:rFonts w:ascii="Times New Roman" w:hAnsi="Times New Roman" w:cs="Times New Roman"/>
           <w:highlight w:val="yellow"/>
         </w:rPr>
       </w:pPr>
@@ -831,39 +922,24 @@
       <w:pPr>
         <w:rPr>
           <w:rFonts w:ascii="Times New Roman" w:hAnsi="Times New Roman" w:cs="Times New Roman"/>
-          <w:highlight w:val="yellow"/>
-        </w:rPr>
-      </w:pPr>
-    </w:p>
-    <w:p>
-      <w:pPr>
-        <w:rPr>
-          <w:rFonts w:ascii="Times New Roman" w:hAnsi="Times New Roman" w:cs="Times New Roman"/>
-        </w:rPr>
-      </w:pPr>
-      <w:r>
-        <w:rPr>
-          <w:rFonts w:ascii="Times New Roman" w:hAnsi="Times New Roman" w:cs="Times New Roman"/>
-          <w:b/>
-          <w:bCs/>
-        </w:rPr>
-        <w:t xml:space="preserve">Example </w:t>
-      </w:r>
-      <w:r>
-        <w:rPr>
-          <w:rFonts w:ascii="Times New Roman" w:hAnsi="Times New Roman" w:cs="Times New Roman"/>
-          <w:b/>
-          <w:bCs/>
-        </w:rPr>
-        <w:t>4</w:t>
-      </w:r>
-      <w:r>
-        <w:rPr>
-          <w:rFonts w:ascii="Times New Roman" w:hAnsi="Times New Roman" w:cs="Times New Roman"/>
-          <w:b/>
-          <w:bCs/>
-        </w:rPr>
-        <w:t>:</w:t>
+          <w:b/>
+          <w:bCs/>
+        </w:rPr>
+      </w:pPr>
+    </w:p>
+    <w:p>
+      <w:pPr>
+        <w:rPr>
+          <w:rFonts w:ascii="Times New Roman" w:hAnsi="Times New Roman" w:cs="Times New Roman"/>
+        </w:rPr>
+      </w:pPr>
+      <w:r>
+        <w:rPr>
+          <w:rFonts w:ascii="Times New Roman" w:hAnsi="Times New Roman" w:cs="Times New Roman"/>
+          <w:b/>
+          <w:bCs/>
+        </w:rPr>
+        <w:t>Example:</w:t>
       </w:r>
       <w:r>
         <w:rPr>
@@ -888,6 +964,72 @@
           <w:rFonts w:ascii="Times New Roman" w:hAnsi="Times New Roman" w:cs="Times New Roman"/>
         </w:rPr>
         <w:t xml:space="preserve">pension in the early years of his retirement, Ryan plans to use $124,500 of his savings as an ordinary annuity that will make monthly payments to him for 20 years. If the interest rate is 2.8%, how much will each payment be? </w:t>
+      </w:r>
+    </w:p>
+    <w:p>
+      <w:pPr>
+        <w:rPr>
+          <w:rFonts w:ascii="Times New Roman" w:hAnsi="Times New Roman" w:cs="Times New Roman"/>
+        </w:rPr>
+      </w:pPr>
+    </w:p>
+    <w:p>
+      <w:pPr>
+        <w:rPr>
+          <w:rFonts w:ascii="Times New Roman" w:hAnsi="Times New Roman" w:cs="Times New Roman"/>
+        </w:rPr>
+      </w:pPr>
+    </w:p>
+    <w:p>
+      <w:pPr>
+        <w:rPr>
+          <w:rFonts w:ascii="Times New Roman" w:hAnsi="Times New Roman" w:cs="Times New Roman"/>
+        </w:rPr>
+      </w:pPr>
+    </w:p>
+    <w:p>
+      <w:pPr>
+        <w:rPr>
+          <w:rFonts w:ascii="Times New Roman" w:hAnsi="Times New Roman" w:cs="Times New Roman"/>
+        </w:rPr>
+      </w:pPr>
+      <w:r>
+        <w:rPr>
+          <w:rFonts w:ascii="Times New Roman" w:hAnsi="Times New Roman" w:cs="Times New Roman"/>
+          <w:b/>
+          <w:bCs/>
+        </w:rPr>
+        <w:t>You try:</w:t>
+      </w:r>
+      <w:r>
+        <w:rPr>
+          <w:rFonts w:ascii="Times New Roman" w:hAnsi="Times New Roman" w:cs="Times New Roman"/>
+        </w:rPr>
+        <w:t xml:space="preserve"> </w:t>
+      </w:r>
+      <w:r>
+        <w:rPr>
+          <w:rFonts w:ascii="Times New Roman" w:hAnsi="Times New Roman" w:cs="Times New Roman"/>
+        </w:rPr>
+        <w:t>To fund his extensive pickleball tournament travel and new paddle upgrades for the next 15 years, Sarah decides to invest $\$150,000$ into an ordinary annuity. If the annuity offers an annual interest rate of $3.5\%$ compounded monthly, how much will Sarah receive in monthly payments?</w:t>
+      </w:r>
+      <w:r>
+        <w:rPr>
+          <w:rFonts w:ascii="Times New Roman" w:hAnsi="Times New Roman" w:cs="Times New Roman"/>
+        </w:rPr>
+        <w:br/>
+      </w:r>
+      <w:r>
+        <w:rPr>
+          <w:rFonts w:ascii="Times New Roman" w:hAnsi="Times New Roman" w:cs="Times New Roman"/>
+        </w:rPr>
+        <w:br/>
+      </w:r>
+      <w:r>
+        <w:rPr>
+          <w:rFonts w:ascii="Times New Roman" w:hAnsi="Times New Roman" w:cs="Times New Roman"/>
+        </w:rPr>
+        <w:br/>
       </w:r>
     </w:p>
     <w:p>
@@ -909,71 +1051,72 @@
           <w:b/>
           <w:bCs/>
         </w:rPr>
+        <w:t>Loans and</w:t>
+      </w:r>
+      <w:r>
+        <w:rPr>
+          <w:rFonts w:ascii="Times New Roman" w:hAnsi="Times New Roman" w:cs="Times New Roman"/>
+          <w:b/>
+          <w:bCs/>
+        </w:rPr>
+        <w:t xml:space="preserve"> </w:t>
+      </w:r>
+      <w:r>
+        <w:rPr>
+          <w:rFonts w:ascii="Times New Roman" w:hAnsi="Times New Roman" w:cs="Times New Roman"/>
+          <w:b/>
+          <w:bCs/>
+        </w:rPr>
+        <w:t>Amortization</w:t>
+      </w:r>
+    </w:p>
+    <w:p>
+      <w:pPr>
+        <w:rPr>
+          <w:rFonts w:ascii="Times New Roman" w:hAnsi="Times New Roman" w:cs="Times New Roman"/>
+          <w:b/>
+          <w:bCs/>
+        </w:rPr>
+      </w:pPr>
+    </w:p>
+    <w:p>
+      <w:pPr>
+        <w:rPr>
+          <w:rFonts w:ascii="Times New Roman" w:hAnsi="Times New Roman" w:cs="Times New Roman"/>
+        </w:rPr>
+      </w:pPr>
+      <w:r>
+        <w:rPr>
+          <w:rFonts w:ascii="Times New Roman" w:hAnsi="Times New Roman" w:cs="Times New Roman"/>
+        </w:rPr>
+        <w:t>Amortization is the process of paying off a debt over a set period through a series of regular, fixed payments.</w:t>
+      </w:r>
+    </w:p>
+    <w:p>
+      <w:pPr>
+        <w:rPr>
+          <w:rFonts w:ascii="Times New Roman" w:hAnsi="Times New Roman" w:cs="Times New Roman"/>
+          <w:b/>
+          <w:bCs/>
+        </w:rPr>
+      </w:pPr>
+    </w:p>
+    <w:p>
+      <w:pPr>
+        <w:rPr>
+          <w:rFonts w:ascii="Times New Roman" w:hAnsi="Times New Roman" w:cs="Times New Roman"/>
+          <w:b/>
+          <w:bCs/>
+        </w:rPr>
+      </w:pPr>
+      <w:r>
+        <w:rPr>
+          <w:rFonts w:ascii="Times New Roman" w:hAnsi="Times New Roman" w:cs="Times New Roman"/>
+          <w:b/>
+          <w:bCs/>
+          <w:noProof/>
+        </w:rPr>
         <w:lastRenderedPageBreak/>
-        <w:t>Loans and</w:t>
-      </w:r>
-      <w:r>
-        <w:rPr>
-          <w:rFonts w:ascii="Times New Roman" w:hAnsi="Times New Roman" w:cs="Times New Roman"/>
-          <w:b/>
-          <w:bCs/>
-        </w:rPr>
-        <w:t xml:space="preserve"> </w:t>
-      </w:r>
-      <w:r>
-        <w:rPr>
-          <w:rFonts w:ascii="Times New Roman" w:hAnsi="Times New Roman" w:cs="Times New Roman"/>
-          <w:b/>
-          <w:bCs/>
-        </w:rPr>
-        <w:t>Amortization</w:t>
-      </w:r>
-    </w:p>
-    <w:p>
-      <w:pPr>
-        <w:rPr>
-          <w:rFonts w:ascii="Times New Roman" w:hAnsi="Times New Roman" w:cs="Times New Roman"/>
-          <w:b/>
-          <w:bCs/>
-        </w:rPr>
-      </w:pPr>
-    </w:p>
-    <w:p>
-      <w:pPr>
-        <w:rPr>
-          <w:rFonts w:ascii="Times New Roman" w:hAnsi="Times New Roman" w:cs="Times New Roman"/>
-        </w:rPr>
-      </w:pPr>
-      <w:r>
-        <w:rPr>
-          <w:rFonts w:ascii="Times New Roman" w:hAnsi="Times New Roman" w:cs="Times New Roman"/>
-        </w:rPr>
-        <w:t>Amortization is the process of paying off a debt over a set period through a series of regular, fixed payments.</w:t>
-      </w:r>
-    </w:p>
-    <w:p>
-      <w:pPr>
-        <w:rPr>
-          <w:rFonts w:ascii="Times New Roman" w:hAnsi="Times New Roman" w:cs="Times New Roman"/>
-          <w:b/>
-          <w:bCs/>
-        </w:rPr>
-      </w:pPr>
-    </w:p>
-    <w:p>
-      <w:pPr>
-        <w:rPr>
-          <w:rFonts w:ascii="Times New Roman" w:hAnsi="Times New Roman" w:cs="Times New Roman"/>
-          <w:b/>
-          <w:bCs/>
-        </w:rPr>
-      </w:pPr>
-      <w:r>
-        <w:rPr>
-          <w:rFonts w:ascii="Times New Roman" w:hAnsi="Times New Roman" w:cs="Times New Roman"/>
-          <w:b/>
-          <w:bCs/>
-        </w:rPr>
         <w:drawing>
           <wp:inline distT="0" distB="0" distL="0" distR="0" wp14:anchorId="7BF184EB" wp14:editId="0F33598D">
             <wp:extent cx="6309360" cy="2637790"/>
@@ -1048,15 +1191,182 @@
           <w:b/>
           <w:bCs/>
         </w:rPr>
-        <w:t xml:space="preserve">Example </w:t>
-      </w:r>
-      <w:r>
-        <w:rPr>
-          <w:rFonts w:ascii="Times New Roman" w:hAnsi="Times New Roman" w:cs="Times New Roman"/>
-          <w:b/>
-          <w:bCs/>
-        </w:rPr>
-        <w:t>5</w:t>
+        <w:t>Example:</w:t>
+      </w:r>
+      <w:r>
+        <w:rPr>
+          <w:rFonts w:ascii="Times New Roman" w:hAnsi="Times New Roman" w:cs="Times New Roman"/>
+        </w:rPr>
+        <w:t xml:space="preserve"> </w:t>
+      </w:r>
+      <w:r>
+        <w:rPr>
+          <w:rFonts w:ascii="Times New Roman" w:hAnsi="Times New Roman" w:cs="Times New Roman"/>
+        </w:rPr>
+        <w:t>The average used car price is $32,000. The</w:t>
+      </w:r>
+      <w:r>
+        <w:rPr>
+          <w:rFonts w:ascii="Times New Roman" w:hAnsi="Times New Roman" w:cs="Times New Roman"/>
+        </w:rPr>
+        <w:t xml:space="preserve"> average</w:t>
+      </w:r>
+      <w:r>
+        <w:rPr>
+          <w:rFonts w:ascii="Times New Roman" w:hAnsi="Times New Roman" w:cs="Times New Roman"/>
+        </w:rPr>
+        <w:t xml:space="preserve"> interest rate is </w:t>
+      </w:r>
+      <w:r>
+        <w:rPr>
+          <w:rFonts w:ascii="Times New Roman" w:hAnsi="Times New Roman" w:cs="Times New Roman"/>
+        </w:rPr>
+        <w:t xml:space="preserve">currently </w:t>
+      </w:r>
+      <w:r>
+        <w:rPr>
+          <w:rFonts w:ascii="Times New Roman" w:hAnsi="Times New Roman" w:cs="Times New Roman"/>
+        </w:rPr>
+        <w:t>6.3</w:t>
+      </w:r>
+      <w:r>
+        <w:rPr>
+          <w:rFonts w:ascii="Times New Roman" w:hAnsi="Times New Roman" w:cs="Times New Roman"/>
+        </w:rPr>
+        <w:t>9%</w:t>
+      </w:r>
+      <w:r>
+        <w:rPr>
+          <w:rFonts w:ascii="Times New Roman" w:hAnsi="Times New Roman" w:cs="Times New Roman"/>
+        </w:rPr>
+        <w:t xml:space="preserve"> for a 60-month loan (5 years).</w:t>
+      </w:r>
+      <w:r>
+        <w:rPr>
+          <w:rFonts w:ascii="Times New Roman" w:hAnsi="Times New Roman" w:cs="Times New Roman"/>
+        </w:rPr>
+        <w:t xml:space="preserve"> If you have $5,000 for a down </w:t>
+      </w:r>
+      <w:r>
+        <w:rPr>
+          <w:rFonts w:ascii="Times New Roman" w:hAnsi="Times New Roman" w:cs="Times New Roman"/>
+        </w:rPr>
+        <w:t xml:space="preserve">payment, what can you expect the monthly payment to be? How much will you pay in total for the car? </w:t>
+      </w:r>
+    </w:p>
+    <w:p>
+      <w:pPr>
+        <w:rPr>
+          <w:rFonts w:ascii="Times New Roman" w:hAnsi="Times New Roman" w:cs="Times New Roman"/>
+        </w:rPr>
+      </w:pPr>
+    </w:p>
+    <w:p>
+      <w:pPr>
+        <w:rPr>
+          <w:rFonts w:ascii="Times New Roman" w:hAnsi="Times New Roman" w:cs="Times New Roman"/>
+        </w:rPr>
+      </w:pPr>
+    </w:p>
+    <w:p>
+      <w:pPr>
+        <w:rPr>
+          <w:rFonts w:ascii="Times New Roman" w:hAnsi="Times New Roman" w:cs="Times New Roman"/>
+        </w:rPr>
+      </w:pPr>
+    </w:p>
+    <w:p>
+      <w:pPr>
+        <w:rPr>
+          <w:rFonts w:ascii="Times New Roman" w:hAnsi="Times New Roman" w:cs="Times New Roman"/>
+        </w:rPr>
+      </w:pPr>
+    </w:p>
+    <w:p>
+      <w:pPr>
+        <w:rPr>
+          <w:rFonts w:ascii="Times New Roman" w:hAnsi="Times New Roman" w:cs="Times New Roman"/>
+        </w:rPr>
+      </w:pPr>
+    </w:p>
+    <w:p>
+      <w:pPr>
+        <w:rPr>
+          <w:rFonts w:ascii="Times New Roman" w:hAnsi="Times New Roman" w:cs="Times New Roman"/>
+        </w:rPr>
+      </w:pPr>
+    </w:p>
+    <w:p>
+      <w:pPr>
+        <w:rPr>
+          <w:rFonts w:ascii="Times New Roman" w:hAnsi="Times New Roman" w:cs="Times New Roman"/>
+        </w:rPr>
+      </w:pPr>
+    </w:p>
+    <w:p>
+      <w:pPr>
+        <w:rPr>
+          <w:rFonts w:ascii="Times New Roman" w:hAnsi="Times New Roman" w:cs="Times New Roman"/>
+        </w:rPr>
+      </w:pPr>
+    </w:p>
+    <w:p>
+      <w:pPr>
+        <w:rPr>
+          <w:rFonts w:ascii="Times New Roman" w:hAnsi="Times New Roman" w:cs="Times New Roman"/>
+        </w:rPr>
+      </w:pPr>
+    </w:p>
+    <w:p>
+      <w:pPr>
+        <w:rPr>
+          <w:rFonts w:ascii="Times New Roman" w:hAnsi="Times New Roman" w:cs="Times New Roman"/>
+        </w:rPr>
+      </w:pPr>
+    </w:p>
+    <w:p>
+      <w:pPr>
+        <w:rPr>
+          <w:rFonts w:ascii="Times New Roman" w:hAnsi="Times New Roman" w:cs="Times New Roman"/>
+        </w:rPr>
+      </w:pPr>
+    </w:p>
+    <w:p>
+      <w:pPr>
+        <w:rPr>
+          <w:rFonts w:ascii="Times New Roman" w:hAnsi="Times New Roman" w:cs="Times New Roman"/>
+        </w:rPr>
+      </w:pPr>
+    </w:p>
+    <w:p>
+      <w:pPr>
+        <w:rPr>
+          <w:rFonts w:ascii="Times New Roman" w:hAnsi="Times New Roman" w:cs="Times New Roman"/>
+        </w:rPr>
+      </w:pPr>
+    </w:p>
+    <w:p>
+      <w:pPr>
+        <w:rPr>
+          <w:rFonts w:ascii="Times New Roman" w:hAnsi="Times New Roman" w:cs="Times New Roman"/>
+          <w:b/>
+          <w:bCs/>
+        </w:rPr>
+      </w:pPr>
+    </w:p>
+    <w:p>
+      <w:pPr>
+        <w:rPr>
+          <w:rFonts w:ascii="Times New Roman" w:hAnsi="Times New Roman" w:cs="Times New Roman"/>
+        </w:rPr>
+      </w:pPr>
+      <w:r>
+        <w:rPr>
+          <w:rFonts w:ascii="Times New Roman" w:hAnsi="Times New Roman" w:cs="Times New Roman"/>
+          <w:b/>
+          <w:bCs/>
+        </w:rPr>
+        <w:t>You try</w:t>
       </w:r>
       <w:r>
         <w:rPr>
@@ -1076,198 +1386,13 @@
         <w:rPr>
           <w:rFonts w:ascii="Times New Roman" w:hAnsi="Times New Roman" w:cs="Times New Roman"/>
         </w:rPr>
-        <w:t>The average used car price is $32,000. The</w:t>
-      </w:r>
-      <w:r>
-        <w:rPr>
-          <w:rFonts w:ascii="Times New Roman" w:hAnsi="Times New Roman" w:cs="Times New Roman"/>
-        </w:rPr>
-        <w:t xml:space="preserve"> average</w:t>
-      </w:r>
-      <w:r>
-        <w:rPr>
-          <w:rFonts w:ascii="Times New Roman" w:hAnsi="Times New Roman" w:cs="Times New Roman"/>
-        </w:rPr>
-        <w:t xml:space="preserve"> interest rate is </w:t>
-      </w:r>
-      <w:r>
-        <w:rPr>
-          <w:rFonts w:ascii="Times New Roman" w:hAnsi="Times New Roman" w:cs="Times New Roman"/>
-        </w:rPr>
-        <w:t xml:space="preserve">currently </w:t>
-      </w:r>
-      <w:r>
-        <w:rPr>
-          <w:rFonts w:ascii="Times New Roman" w:hAnsi="Times New Roman" w:cs="Times New Roman"/>
-        </w:rPr>
-        <w:t>6.3</w:t>
-      </w:r>
-      <w:r>
-        <w:rPr>
-          <w:rFonts w:ascii="Times New Roman" w:hAnsi="Times New Roman" w:cs="Times New Roman"/>
-        </w:rPr>
-        <w:t>9%</w:t>
-      </w:r>
-      <w:r>
-        <w:rPr>
-          <w:rFonts w:ascii="Times New Roman" w:hAnsi="Times New Roman" w:cs="Times New Roman"/>
-        </w:rPr>
-        <w:t xml:space="preserve"> for a 60-month loan (5 years).</w:t>
-      </w:r>
-      <w:r>
-        <w:rPr>
-          <w:rFonts w:ascii="Times New Roman" w:hAnsi="Times New Roman" w:cs="Times New Roman"/>
-        </w:rPr>
-        <w:t xml:space="preserve"> If you have $5,000 for a down </w:t>
-      </w:r>
-      <w:r>
-        <w:rPr>
-          <w:rFonts w:ascii="Times New Roman" w:hAnsi="Times New Roman" w:cs="Times New Roman"/>
-        </w:rPr>
-        <w:t xml:space="preserve">payment, what can you expect the monthly payment to be? How much will you pay in total for the car? </w:t>
-      </w:r>
-    </w:p>
-    <w:p>
-      <w:pPr>
-        <w:rPr>
-          <w:rFonts w:ascii="Times New Roman" w:hAnsi="Times New Roman" w:cs="Times New Roman"/>
-        </w:rPr>
-      </w:pPr>
-    </w:p>
-    <w:p>
-      <w:pPr>
-        <w:rPr>
-          <w:rFonts w:ascii="Times New Roman" w:hAnsi="Times New Roman" w:cs="Times New Roman"/>
-        </w:rPr>
-      </w:pPr>
-    </w:p>
-    <w:p>
-      <w:pPr>
-        <w:rPr>
-          <w:rFonts w:ascii="Times New Roman" w:hAnsi="Times New Roman" w:cs="Times New Roman"/>
-        </w:rPr>
-      </w:pPr>
-    </w:p>
-    <w:p>
-      <w:pPr>
-        <w:rPr>
-          <w:rFonts w:ascii="Times New Roman" w:hAnsi="Times New Roman" w:cs="Times New Roman"/>
-        </w:rPr>
-      </w:pPr>
-    </w:p>
-    <w:p>
-      <w:pPr>
-        <w:rPr>
-          <w:rFonts w:ascii="Times New Roman" w:hAnsi="Times New Roman" w:cs="Times New Roman"/>
-        </w:rPr>
-      </w:pPr>
-    </w:p>
-    <w:p>
-      <w:pPr>
-        <w:rPr>
-          <w:rFonts w:ascii="Times New Roman" w:hAnsi="Times New Roman" w:cs="Times New Roman"/>
-        </w:rPr>
-      </w:pPr>
-    </w:p>
-    <w:p>
-      <w:pPr>
-        <w:rPr>
-          <w:rFonts w:ascii="Times New Roman" w:hAnsi="Times New Roman" w:cs="Times New Roman"/>
-        </w:rPr>
-      </w:pPr>
-    </w:p>
-    <w:p>
-      <w:pPr>
-        <w:rPr>
-          <w:rFonts w:ascii="Times New Roman" w:hAnsi="Times New Roman" w:cs="Times New Roman"/>
-        </w:rPr>
-      </w:pPr>
-    </w:p>
-    <w:p>
-      <w:pPr>
-        <w:rPr>
-          <w:rFonts w:ascii="Times New Roman" w:hAnsi="Times New Roman" w:cs="Times New Roman"/>
-        </w:rPr>
-      </w:pPr>
-    </w:p>
-    <w:p>
-      <w:pPr>
-        <w:rPr>
-          <w:rFonts w:ascii="Times New Roman" w:hAnsi="Times New Roman" w:cs="Times New Roman"/>
-        </w:rPr>
-      </w:pPr>
-    </w:p>
-    <w:p>
-      <w:pPr>
-        <w:rPr>
-          <w:rFonts w:ascii="Times New Roman" w:hAnsi="Times New Roman" w:cs="Times New Roman"/>
-        </w:rPr>
-      </w:pPr>
-    </w:p>
-    <w:p>
-      <w:pPr>
-        <w:rPr>
-          <w:rFonts w:ascii="Times New Roman" w:hAnsi="Times New Roman" w:cs="Times New Roman"/>
-        </w:rPr>
-      </w:pPr>
-    </w:p>
-    <w:p>
-      <w:pPr>
-        <w:rPr>
-          <w:rFonts w:ascii="Times New Roman" w:hAnsi="Times New Roman" w:cs="Times New Roman"/>
-        </w:rPr>
-      </w:pPr>
-    </w:p>
-    <w:p>
-      <w:pPr>
-        <w:rPr>
-          <w:rFonts w:ascii="Times New Roman" w:hAnsi="Times New Roman" w:cs="Times New Roman"/>
-          <w:b/>
-          <w:bCs/>
-        </w:rPr>
-      </w:pPr>
-    </w:p>
-    <w:p>
-      <w:pPr>
-        <w:rPr>
-          <w:rFonts w:ascii="Times New Roman" w:hAnsi="Times New Roman" w:cs="Times New Roman"/>
-        </w:rPr>
-      </w:pPr>
-      <w:r>
-        <w:rPr>
-          <w:rFonts w:ascii="Times New Roman" w:hAnsi="Times New Roman" w:cs="Times New Roman"/>
-          <w:b/>
-          <w:bCs/>
-        </w:rPr>
-        <w:t xml:space="preserve">Example </w:t>
-      </w:r>
-      <w:r>
-        <w:rPr>
-          <w:rFonts w:ascii="Times New Roman" w:hAnsi="Times New Roman" w:cs="Times New Roman"/>
-          <w:b/>
-          <w:bCs/>
-        </w:rPr>
-        <w:t>6</w:t>
-      </w:r>
-      <w:r>
-        <w:rPr>
-          <w:rFonts w:ascii="Times New Roman" w:hAnsi="Times New Roman" w:cs="Times New Roman"/>
-          <w:b/>
-          <w:bCs/>
-        </w:rPr>
-        <w:t>:</w:t>
-      </w:r>
-      <w:r>
-        <w:rPr>
-          <w:rFonts w:ascii="Times New Roman" w:hAnsi="Times New Roman" w:cs="Times New Roman"/>
-        </w:rPr>
-        <w:t xml:space="preserve"> </w:t>
-      </w:r>
-      <w:r>
-        <w:rPr>
-          <w:rFonts w:ascii="Times New Roman" w:hAnsi="Times New Roman" w:cs="Times New Roman"/>
-        </w:rPr>
         <w:t xml:space="preserve">The average rate for a 30-year fixed mortgage is 7.5%. Assume a down payment of 20% on a home purchase of $315,000. </w:t>
+      </w:r>
+      <w:r>
+        <w:rPr>
+          <w:rFonts w:ascii="Times New Roman" w:hAnsi="Times New Roman" w:cs="Times New Roman"/>
+        </w:rPr>
+        <w:br/>
       </w:r>
     </w:p>
     <w:p>
@@ -1338,7 +1463,6 @@
         <w:rPr>
           <w:rFonts w:ascii="Times New Roman" w:hAnsi="Times New Roman" w:cs="Times New Roman"/>
         </w:rPr>
-        <w:lastRenderedPageBreak/>
         <w:t xml:space="preserve">How much will be paid in total over the life of the loan?  </w:t>
       </w:r>
     </w:p>
@@ -1431,15 +1555,7 @@
           <w:b/>
           <w:bCs/>
         </w:rPr>
-        <w:t xml:space="preserve">Example </w:t>
-      </w:r>
-      <w:r>
-        <w:rPr>
-          <w:rFonts w:ascii="Times New Roman" w:hAnsi="Times New Roman" w:cs="Times New Roman"/>
-          <w:b/>
-          <w:bCs/>
-        </w:rPr>
-        <w:t>7</w:t>
+        <w:t>You try</w:t>
       </w:r>
       <w:r>
         <w:rPr>
@@ -1544,6 +1660,12 @@
           <w:rFonts w:ascii="Times New Roman" w:hAnsi="Times New Roman" w:cs="Times New Roman"/>
         </w:rPr>
         <w:t xml:space="preserve">% </w:t>
+      </w:r>
+      <w:r>
+        <w:rPr>
+          <w:rFonts w:ascii="Times New Roman" w:hAnsi="Times New Roman" w:cs="Times New Roman"/>
+        </w:rPr>
+        <w:br/>
       </w:r>
     </w:p>
     <w:p>
@@ -2791,6 +2913,7 @@
   <w:style w:type="character" w:default="1" w:styleId="DefaultParagraphFont">
     <w:name w:val="Default Paragraph Font"/>
     <w:uiPriority w:val="1"/>
+    <w:semiHidden/>
     <w:unhideWhenUsed/>
   </w:style>
   <w:style w:type="table" w:default="1" w:styleId="TableNormal">

--- a/notes_j/Exponential/ExponentialApplications2.docx
+++ b/notes_j/Exponential/ExponentialApplications2.docx
@@ -1011,7 +1011,21 @@
         <w:rPr>
           <w:rFonts w:ascii="Times New Roman" w:hAnsi="Times New Roman" w:cs="Times New Roman"/>
         </w:rPr>
-        <w:t>To fund his extensive pickleball tournament travel and new paddle upgrades for the next 15 years, Sarah decides to invest $\$150,000$ into an ordinary annuity. If the annuity offers an annual interest rate of $3.5\%$ compounded monthly, how much will Sarah receive in monthly payments?</w:t>
+        <w:t xml:space="preserve">To fund his extensive pickleball tournament </w:t>
+      </w:r>
+      <w:proofErr w:type="gramStart"/>
+      <w:r>
+        <w:rPr>
+          <w:rFonts w:ascii="Times New Roman" w:hAnsi="Times New Roman" w:cs="Times New Roman"/>
+        </w:rPr>
+        <w:t>travel</w:t>
+      </w:r>
+      <w:proofErr w:type="gramEnd"/>
+      <w:r>
+        <w:rPr>
+          <w:rFonts w:ascii="Times New Roman" w:hAnsi="Times New Roman" w:cs="Times New Roman"/>
+        </w:rPr>
+        <w:t xml:space="preserve"> and new paddle upgrades for the next 15 years, Sarah decides to invest $150,000 into an ordinary annuity. If the annuity offers an annual interest rate of 3.5\% compounded monthly, how much will Sarah receive in monthly payments?</w:t>
       </w:r>
       <w:r>
         <w:rPr>
